--- a/ALLANHAMMONCV20262.docx
+++ b/ALLANHAMMONCV20262.docx
@@ -103,21 +103,7 @@
             <w:rStyle w:val="Hyperlink"/>
             <w:lang w:val="en-US"/>
           </w:rPr>
-          <w:t>https://github.c</w:t>
-        </w:r>
-        <w:r>
-          <w:rPr>
-            <w:rStyle w:val="Hyperlink"/>
-            <w:lang w:val="en-US"/>
-          </w:rPr>
-          <w:t>o</w:t>
-        </w:r>
-        <w:r>
-          <w:rPr>
-            <w:rStyle w:val="Hyperlink"/>
-            <w:lang w:val="en-US"/>
-          </w:rPr>
-          <w:t>m/Shabolt</w:t>
+          <w:t>https://github.com/Shabolt</w:t>
         </w:r>
       </w:hyperlink>
       <w:r>
@@ -217,13 +203,7 @@
         <w:jc w:val="center"/>
       </w:pPr>
       <w:r>
-        <w:t>Estudante de Análise e Desenvolvimento de Sistemas</w:t>
-      </w:r>
-      <w:r>
-        <w:t xml:space="preserve"> focado em</w:t>
-      </w:r>
-      <w:r>
-        <w:t xml:space="preserve"> aprendizado de novas ferramentas e métodos de soluções.</w:t>
+        <w:t>Estudante de Análise e Desenvolvimento de Sistemas focado em aprendizado de novas ferramentas e métodos de soluções.</w:t>
       </w:r>
       <w:r>
         <w:rPr>
@@ -252,17 +232,54 @@
           <w:lang w:val="en-US"/>
         </w:rPr>
       </w:pPr>
+      <w:proofErr w:type="spellStart"/>
       <w:r>
         <w:rPr>
           <w:lang w:val="en-US"/>
         </w:rPr>
-        <w:t>Modelagem (</w:t>
-      </w:r>
+        <w:t>Modelagem</w:t>
+      </w:r>
+      <w:proofErr w:type="spellEnd"/>
       <w:r>
         <w:rPr>
           <w:lang w:val="en-US"/>
         </w:rPr>
-        <w:t>conceitual), Python</w:t>
+        <w:t xml:space="preserve"> (</w:t>
+      </w:r>
+      <w:proofErr w:type="spellStart"/>
+      <w:r>
+        <w:rPr>
+          <w:lang w:val="en-US"/>
+        </w:rPr>
+        <w:t>conceitual</w:t>
+      </w:r>
+      <w:proofErr w:type="spellEnd"/>
+      <w:r>
+        <w:rPr>
+          <w:lang w:val="en-US"/>
+        </w:rPr>
+        <w:t>), Python</w:t>
+      </w:r>
+      <w:r>
+        <w:rPr>
+          <w:lang w:val="en-US"/>
+        </w:rPr>
+        <w:t>;</w:t>
+      </w:r>
+    </w:p>
+    <w:p>
+      <w:pPr>
+        <w:numPr>
+          <w:ilvl w:val="0"/>
+          <w:numId w:val="1"/>
+        </w:numPr>
+        <w:ind w:right="839" w:firstLine="0"/>
+      </w:pPr>
+      <w:r>
+        <w:t>Fluência proficiente geral na l</w:t>
+      </w:r>
+      <w:r>
+        <w:t>íngua inglesa.</w:t>
       </w:r>
     </w:p>
     <w:p>
@@ -270,9 +287,6 @@
         <w:spacing w:after="107" w:line="259" w:lineRule="auto"/>
         <w:ind w:left="0" w:firstLine="0"/>
         <w:jc w:val="left"/>
-        <w:rPr>
-          <w:lang w:val="en-US"/>
-        </w:rPr>
       </w:pPr>
     </w:p>
     <w:p>
@@ -302,43 +316,14 @@
           <w:b/>
           <w:sz w:val="22"/>
         </w:rPr>
-        <w:t>(</w:t>
-      </w:r>
-      <w:r>
-        <w:rPr>
-          <w:b/>
-          <w:i/>
-          <w:iCs/>
-          <w:sz w:val="22"/>
-        </w:rPr>
-        <w:t xml:space="preserve">2026 </w:t>
-      </w:r>
-      <w:proofErr w:type="gramStart"/>
-      <w:r>
-        <w:rPr>
-          <w:b/>
-          <w:i/>
-          <w:iCs/>
-          <w:sz w:val="22"/>
-        </w:rPr>
-        <w:t>~ )</w:t>
-      </w:r>
-      <w:proofErr w:type="gramEnd"/>
-      <w:r>
-        <w:rPr>
-          <w:b/>
-          <w:i/>
-          <w:iCs/>
-          <w:sz w:val="22"/>
-        </w:rPr>
-        <w:t xml:space="preserve"> </w:t>
+        <w:t>UNINASSAU – João Pessoa, Centro | Cursando – 2º período</w:t>
       </w:r>
       <w:r>
         <w:rPr>
           <w:b/>
           <w:sz w:val="22"/>
         </w:rPr>
-        <w:t>UNINASSAU – João Pessoa, Centro | Cursando – 2º período</w:t>
+        <w:t>;</w:t>
       </w:r>
     </w:p>
     <w:p>
@@ -351,9 +336,38 @@
           <w:sz w:val="22"/>
         </w:rPr>
       </w:pPr>
+      <w:r>
+        <w:rPr>
+          <w:b/>
+          <w:sz w:val="22"/>
+        </w:rPr>
+        <w:t>JPI Geisel – Básico ao Avançado.</w:t>
+      </w:r>
     </w:p>
     <w:p>
       <w:pPr>
+        <w:spacing w:after="0" w:line="259" w:lineRule="auto"/>
+        <w:ind w:left="0" w:firstLine="0"/>
+        <w:jc w:val="left"/>
+        <w:rPr>
+          <w:b/>
+          <w:sz w:val="22"/>
+        </w:rPr>
+      </w:pPr>
+    </w:p>
+    <w:p>
+      <w:pPr>
+        <w:spacing w:after="0" w:line="259" w:lineRule="auto"/>
+        <w:ind w:left="0" w:firstLine="0"/>
+        <w:jc w:val="left"/>
+        <w:rPr>
+          <w:b/>
+          <w:sz w:val="22"/>
+        </w:rPr>
+      </w:pPr>
+    </w:p>
+    <w:p>
+      <w:pPr>
         <w:pStyle w:val="Ttulo1"/>
         <w:ind w:left="0" w:firstLine="0"/>
       </w:pPr>
@@ -361,13 +375,7 @@
         <w:rPr>
           <w:sz w:val="26"/>
         </w:rPr>
-        <w:t>Experiência</w:t>
-      </w:r>
-      <w:r>
-        <w:rPr>
-          <w:sz w:val="26"/>
-        </w:rPr>
-        <w:t xml:space="preserve"> </w:t>
+        <w:t xml:space="preserve">Experiência </w:t>
       </w:r>
     </w:p>
     <w:p>
